--- a/Problem1/Problem 1.docx
+++ b/Problem1/Problem 1.docx
@@ -68,6 +68,11 @@
       </w:pPr>
       <w:r>
         <w:t xml:space="preserve">Algorithm </w:t>
+      </w:r>
+    </w:p>
+    <w:p>
+      <w:r>
+        <w:t xml:space="preserve">I followed the algorithm given in class. </w:t>
       </w:r>
     </w:p>
     <w:p>
@@ -112,13 +117,465 @@
         </w:drawing>
       </w:r>
     </w:p>
+    <w:p>
+      <w:r>
+        <w:t xml:space="preserve">I also implemented </w:t>
+      </w:r>
+      <w:r>
+        <w:t>discounted update of the target network’s weights as such:</w:t>
+      </w:r>
+    </w:p>
+    <w:p>
+      <m:oMathPara>
+        <m:oMath>
+          <m:sSup>
+            <m:sSupPr>
+              <m:ctrlPr>
+                <w:rPr>
+                  <w:rFonts w:ascii="Cambria Math" w:hAnsi="Cambria Math"/>
+                  <w:i/>
+                </w:rPr>
+              </m:ctrlPr>
+            </m:sSupPr>
+            <m:e>
+              <m:r>
+                <w:rPr>
+                  <w:rFonts w:ascii="Cambria Math" w:hAnsi="Cambria Math"/>
+                </w:rPr>
+                <m:t>ϕ</m:t>
+              </m:r>
+            </m:e>
+            <m:sup>
+              <m:r>
+                <w:rPr>
+                  <w:rFonts w:ascii="Cambria Math" w:hAnsi="Cambria Math"/>
+                </w:rPr>
+                <m:t>'</m:t>
+              </m:r>
+            </m:sup>
+          </m:sSup>
+          <m:r>
+            <w:rPr>
+              <w:rFonts w:ascii="Cambria Math" w:hAnsi="Cambria Math"/>
+            </w:rPr>
+            <m:t>:</m:t>
+          </m:r>
+          <m:sSup>
+            <m:sSupPr>
+              <m:ctrlPr>
+                <w:rPr>
+                  <w:rFonts w:ascii="Cambria Math" w:hAnsi="Cambria Math"/>
+                  <w:i/>
+                </w:rPr>
+              </m:ctrlPr>
+            </m:sSupPr>
+            <m:e>
+              <m:r>
+                <w:rPr>
+                  <w:rFonts w:ascii="Cambria Math" w:hAnsi="Cambria Math"/>
+                </w:rPr>
+                <m:t>(1-τ)</m:t>
+              </m:r>
+              <m:r>
+                <w:rPr>
+                  <w:rFonts w:ascii="Cambria Math" w:hAnsi="Cambria Math"/>
+                </w:rPr>
+                <m:t>ϕ</m:t>
+              </m:r>
+            </m:e>
+            <m:sup>
+              <m:r>
+                <w:rPr>
+                  <w:rFonts w:ascii="Cambria Math" w:hAnsi="Cambria Math"/>
+                </w:rPr>
+                <m:t>'</m:t>
+              </m:r>
+            </m:sup>
+          </m:sSup>
+          <m:r>
+            <w:rPr>
+              <w:rFonts w:ascii="Cambria Math" w:hAnsi="Cambria Math"/>
+            </w:rPr>
+            <m:t>+τϕ→</m:t>
+          </m:r>
+          <m:sSup>
+            <m:sSupPr>
+              <m:ctrlPr>
+                <w:rPr>
+                  <w:rFonts w:ascii="Cambria Math" w:hAnsi="Cambria Math"/>
+                  <w:i/>
+                </w:rPr>
+              </m:ctrlPr>
+            </m:sSupPr>
+            <m:e>
+              <m:r>
+                <w:rPr>
+                  <w:rFonts w:ascii="Cambria Math" w:hAnsi="Cambria Math"/>
+                </w:rPr>
+                <m:t>ϕ</m:t>
+              </m:r>
+            </m:e>
+            <m:sup>
+              <m:r>
+                <w:rPr>
+                  <w:rFonts w:ascii="Cambria Math" w:hAnsi="Cambria Math"/>
+                </w:rPr>
+                <m:t>'</m:t>
+              </m:r>
+            </m:sup>
+          </m:sSup>
+        </m:oMath>
+      </m:oMathPara>
+    </w:p>
+    <w:p>
+      <w:pPr>
+        <w:rPr>
+          <w:rFonts w:eastAsiaTheme="minorEastAsia"/>
+          <w:noProof/>
+        </w:rPr>
+      </w:pPr>
+      <w:r>
+        <w:rPr>
+          <w:noProof/>
+        </w:rPr>
+        <w:t xml:space="preserve">Where </w:t>
+      </w:r>
+      <m:oMath>
+        <m:r>
+          <w:rPr>
+            <w:rFonts w:ascii="Cambria Math" w:hAnsi="Cambria Math"/>
+            <w:noProof/>
+          </w:rPr>
+          <m:t xml:space="preserve">τ is a very small number, and </m:t>
+        </m:r>
+        <m:r>
+          <w:rPr>
+            <w:rFonts w:ascii="Cambria Math" w:hAnsi="Cambria Math"/>
+          </w:rPr>
+          <m:t>ϕ</m:t>
+        </m:r>
+        <m:r>
+          <w:rPr>
+            <w:rFonts w:ascii="Cambria Math" w:hAnsi="Cambria Math"/>
+          </w:rPr>
+          <m:t xml:space="preserve"> correspond to the weights </m:t>
+        </m:r>
+        <m:r>
+          <w:rPr>
+            <w:rFonts w:ascii="Cambria Math" w:hAnsi="Cambria Math"/>
+          </w:rPr>
+          <m:t xml:space="preserve">of the policy network, and </m:t>
+        </m:r>
+        <m:sSup>
+          <m:sSupPr>
+            <m:ctrlPr>
+              <w:rPr>
+                <w:rFonts w:ascii="Cambria Math" w:hAnsi="Cambria Math"/>
+                <w:i/>
+              </w:rPr>
+            </m:ctrlPr>
+          </m:sSupPr>
+          <m:e>
+            <m:r>
+              <w:rPr>
+                <w:rFonts w:ascii="Cambria Math" w:hAnsi="Cambria Math"/>
+              </w:rPr>
+              <m:t>ϕ</m:t>
+            </m:r>
+          </m:e>
+          <m:sup>
+            <m:r>
+              <w:rPr>
+                <w:rFonts w:ascii="Cambria Math" w:hAnsi="Cambria Math"/>
+              </w:rPr>
+              <m:t>'</m:t>
+            </m:r>
+          </m:sup>
+        </m:sSup>
+      </m:oMath>
+    </w:p>
+    <w:p>
+      <w:pPr>
+        <w:rPr>
+          <w:rFonts w:eastAsiaTheme="minorEastAsia"/>
+          <w:noProof/>
+        </w:rPr>
+      </w:pPr>
+      <w:r>
+        <w:rPr>
+          <w:rFonts w:eastAsiaTheme="minorEastAsia"/>
+          <w:noProof/>
+        </w:rPr>
+        <w:t xml:space="preserve">Correspond to the weights of the target network. </w:t>
+      </w:r>
+    </w:p>
+    <w:p>
+      <w:pPr>
+        <w:rPr>
+          <w:rFonts w:eastAsiaTheme="minorEastAsia"/>
+          <w:noProof/>
+        </w:rPr>
+      </w:pPr>
+      <w:r>
+        <w:rPr>
+          <w:rFonts w:eastAsiaTheme="minorEastAsia"/>
+          <w:noProof/>
+        </w:rPr>
+        <w:t>For the implementation, I tested both tensorflow and PyTorch. However, for the final implementation, I chose PyTorch</w:t>
+      </w:r>
+      <w:r>
+        <w:rPr>
+          <w:rFonts w:eastAsiaTheme="minorEastAsia"/>
+          <w:noProof/>
+        </w:rPr>
+        <w:t xml:space="preserve">. For the implementation, I referred to PyTorch tutorials regarding data structures and types and functions that are recommended in Pytorch. I also referred to a youtube tutorial regarding implemnetaing the epsilon greedy algorithm. </w:t>
+      </w:r>
+      <w:r>
+        <w:rPr>
+          <w:rFonts w:eastAsiaTheme="minorEastAsia"/>
+          <w:noProof/>
+        </w:rPr>
+        <w:t xml:space="preserve">I tested several hyperparameters. I also set an initiaization method for the weights of the neural networks (He). </w:t>
+      </w:r>
+    </w:p>
+    <w:p>
+      <w:pPr>
+        <w:rPr>
+          <w:rFonts w:eastAsiaTheme="minorEastAsia"/>
+          <w:noProof/>
+        </w:rPr>
+      </w:pPr>
+      <w:r>
+        <w:rPr>
+          <w:rFonts w:eastAsiaTheme="minorEastAsia"/>
+          <w:noProof/>
+        </w:rPr>
+        <w:t xml:space="preserve">Also, in my code, I update </w:t>
+      </w:r>
+      <w:r>
+        <w:rPr>
+          <w:rFonts w:eastAsiaTheme="minorEastAsia"/>
+          <w:noProof/>
+        </w:rPr>
+        <w:t xml:space="preserve">the target neural network after every optimization step of the policy network (Q). I tested updating </w:t>
+      </w:r>
+      <w:r>
+        <w:rPr>
+          <w:rFonts w:eastAsiaTheme="minorEastAsia"/>
+          <w:noProof/>
+        </w:rPr>
+        <w:t>the target network weights after 100, 50, and 10 episodes, and none led to learning at an apropriate pace. Moreover, since I used discounted learning</w:t>
+      </w:r>
+      <w:r>
+        <w:rPr>
+          <w:rFonts w:eastAsiaTheme="minorEastAsia"/>
+          <w:noProof/>
+        </w:rPr>
+        <w:t xml:space="preserve"> (Using </w:t>
+      </w:r>
+      <m:oMath>
+        <m:r>
+          <w:rPr>
+            <w:rFonts w:ascii="Cambria Math" w:eastAsiaTheme="minorEastAsia" w:hAnsi="Cambria Math"/>
+            <w:noProof/>
+          </w:rPr>
+          <m:t>τ)</m:t>
+        </m:r>
+      </m:oMath>
+      <w:r>
+        <w:rPr>
+          <w:rFonts w:eastAsiaTheme="minorEastAsia"/>
+          <w:noProof/>
+        </w:rPr>
+        <w:t xml:space="preserve">, that matches the weights of </w:t>
+      </w:r>
+      <w:r>
+        <w:rPr>
+          <w:rFonts w:eastAsiaTheme="minorEastAsia"/>
+          <w:noProof/>
+        </w:rPr>
+        <w:t>tagret</w:t>
+      </w:r>
+      <w:r>
+        <w:rPr>
+          <w:rFonts w:eastAsiaTheme="minorEastAsia"/>
+          <w:noProof/>
+        </w:rPr>
+        <w:t xml:space="preserve"> </w:t>
+      </w:r>
+      <w:r>
+        <w:rPr>
+          <w:rFonts w:eastAsiaTheme="minorEastAsia"/>
+          <w:noProof/>
+        </w:rPr>
+        <w:t xml:space="preserve">network to that of the policy </w:t>
+      </w:r>
+      <w:r>
+        <w:rPr>
+          <w:rFonts w:eastAsiaTheme="minorEastAsia"/>
+          <w:noProof/>
+        </w:rPr>
+        <w:lastRenderedPageBreak/>
+        <w:t xml:space="preserve">network(Q), this ensures that the learning is </w:t>
+      </w:r>
+      <w:r>
+        <w:rPr>
+          <w:rFonts w:eastAsiaTheme="minorEastAsia"/>
+          <w:noProof/>
+        </w:rPr>
+        <w:t>stable</w:t>
+      </w:r>
+      <w:r>
+        <w:rPr>
+          <w:rFonts w:eastAsiaTheme="minorEastAsia"/>
+          <w:noProof/>
+        </w:rPr>
+        <w:t xml:space="preserve">; so the target network’s weights don’t match the weights of the Q network exactly. </w:t>
+      </w:r>
+    </w:p>
+    <w:p>
+      <w:pPr>
+        <w:pStyle w:val="Heading1"/>
+      </w:pPr>
+      <w:r>
+        <w:t xml:space="preserve">Final Run Results </w:t>
+      </w:r>
+    </w:p>
+    <w:p>
+      <w:r>
+        <w:t>After finishing the training using file (</w:t>
+      </w:r>
+      <w:r>
+        <w:t>HW2_p1_Torch_run4</w:t>
+      </w:r>
+      <w:r>
+        <w:t xml:space="preserve">.ipynb), we obtain the following files: </w:t>
+      </w:r>
+    </w:p>
+    <w:p>
+      <w:pPr>
+        <w:pStyle w:val="ListParagraph"/>
+        <w:numPr>
+          <w:ilvl w:val="0"/>
+          <w:numId w:val="2"/>
+        </w:numPr>
+      </w:pPr>
+      <w:r>
+        <w:t>np_eps_rewards_run4</w:t>
+      </w:r>
+      <w:r>
+        <w:t xml:space="preserve">.npy: contains the list of </w:t>
+      </w:r>
+      <w:proofErr w:type="gramStart"/>
+      <w:r>
+        <w:t>episode</w:t>
+      </w:r>
+      <w:proofErr w:type="gramEnd"/>
+      <w:r>
+        <w:t xml:space="preserve"> rewards </w:t>
+      </w:r>
+    </w:p>
+    <w:p>
+      <w:pPr>
+        <w:pStyle w:val="ListParagraph"/>
+        <w:numPr>
+          <w:ilvl w:val="0"/>
+          <w:numId w:val="2"/>
+        </w:numPr>
+      </w:pPr>
+      <w:r>
+        <w:t>policy_net_cartpole_state_dict_v4</w:t>
+      </w:r>
+      <w:r>
+        <w:t xml:space="preserve">.pth: contains the </w:t>
+      </w:r>
+      <w:r>
+        <w:t xml:space="preserve">state dictionary of the policy network model. </w:t>
+      </w:r>
+    </w:p>
+    <w:p>
+      <w:pPr>
+        <w:pStyle w:val="ListParagraph"/>
+        <w:numPr>
+          <w:ilvl w:val="0"/>
+          <w:numId w:val="2"/>
+        </w:numPr>
+      </w:pPr>
+      <w:r>
+        <w:t>policy_net_cartpole_v4</w:t>
+      </w:r>
+      <w:r>
+        <w:t xml:space="preserve">.pth: contains the full architecture and weights of the policy network model. We </w:t>
+      </w:r>
+      <w:r>
+        <w:t xml:space="preserve">use this trained model to roll out 500 episodes and obtain a histogram. </w:t>
+      </w:r>
+    </w:p>
+    <w:p>
+      <w:pPr>
+        <w:pStyle w:val="ListParagraph"/>
+        <w:numPr>
+          <w:ilvl w:val="0"/>
+          <w:numId w:val="2"/>
+        </w:numPr>
+      </w:pPr>
+      <w:r>
+        <w:t>Qmax_episodes_nps_run4</w:t>
+      </w:r>
+      <w:r>
+        <w:t xml:space="preserve">.npy: the list of average </w:t>
+      </w:r>
+      <w:proofErr w:type="spellStart"/>
+      <w:r>
+        <w:t>Qmax</w:t>
+      </w:r>
+      <w:proofErr w:type="spellEnd"/>
+      <w:r>
+        <w:t xml:space="preserve"> values for each training episode. </w:t>
+      </w:r>
+    </w:p>
+    <w:p>
+      <w:pPr>
+        <w:pStyle w:val="ListParagraph"/>
+        <w:numPr>
+          <w:ilvl w:val="0"/>
+          <w:numId w:val="2"/>
+        </w:numPr>
+      </w:pPr>
+      <w:r>
+        <w:t>sample500_np_eps_rewards_cartpole</w:t>
+      </w:r>
+      <w:r>
+        <w:t xml:space="preserve">.npy: the list of rewards of a sample of 500 episodes using the trained policy network model. </w:t>
+      </w:r>
+    </w:p>
     <w:p/>
     <w:p>
-      <w:pPr>
-        <w:pStyle w:val="Heading1"/>
-      </w:pPr>
-      <w:r>
-        <w:t xml:space="preserve">Final Run Results </w:t>
+      <w:r>
+        <w:t xml:space="preserve">Figure 1 shows the plot of episode rewards versus the training episodes. </w:t>
+      </w:r>
+      <w:r>
+        <w:t xml:space="preserve">We notice that the algorithm almost converges before </w:t>
+      </w:r>
+      <w:proofErr w:type="gramStart"/>
+      <w:r>
+        <w:t>the episode</w:t>
+      </w:r>
+      <w:proofErr w:type="gramEnd"/>
+      <w:r>
+        <w:t xml:space="preserve"> 200. However, I keep training the model, and the model shows some fluctuation in the training, as expected in neural networks due to catastrophic forgetting, but then it converges again before the 600</w:t>
+      </w:r>
+      <w:r>
+        <w:rPr>
+          <w:vertAlign w:val="superscript"/>
+        </w:rPr>
+        <w:t>th</w:t>
+      </w:r>
+      <w:r>
+        <w:t xml:space="preserve"> training episode. I could have stopped training at episode 250 alternatively when the last 100 episodes </w:t>
+      </w:r>
+      <w:r>
+        <w:t xml:space="preserve">obtained an average &gt;195. This graph shows that the model is learning fast and adequately. </w:t>
       </w:r>
     </w:p>
     <w:p>
@@ -129,6 +586,7 @@
         <w:rPr>
           <w:noProof/>
         </w:rPr>
+        <w:lastRenderedPageBreak/>
         <w:drawing>
           <wp:inline distT="0" distB="0" distL="0" distR="0" wp14:anchorId="246D4340" wp14:editId="0EB9B4D6">
             <wp:extent cx="5943600" cy="2902585"/>
@@ -174,19 +632,54 @@
       <w:r>
         <w:t xml:space="preserve">Figure </w:t>
       </w:r>
-      <w:fldSimple w:instr=" SEQ Figure \* ARABIC ">
-        <w:r>
-          <w:rPr>
-            <w:noProof/>
-          </w:rPr>
-          <w:t>1</w:t>
-        </w:r>
-      </w:fldSimple>
+      <w:r>
+        <w:fldChar w:fldCharType="begin"/>
+      </w:r>
+      <w:r>
+        <w:instrText xml:space="preserve"> SEQ Figure \* ARABIC </w:instrText>
+      </w:r>
+      <w:r>
+        <w:fldChar w:fldCharType="separate"/>
+      </w:r>
+      <w:r>
+        <w:rPr>
+          <w:noProof/>
+        </w:rPr>
+        <w:t>1</w:t>
+      </w:r>
+      <w:r>
+        <w:rPr>
+          <w:noProof/>
+        </w:rPr>
+        <w:fldChar w:fldCharType="end"/>
+      </w:r>
       <w:r>
         <w:t>: Episode Rewards plot for final run</w:t>
       </w:r>
     </w:p>
     <w:p>
+      <w:r>
+        <w:t xml:space="preserve">Figure 2 shows </w:t>
+      </w:r>
+      <w:r>
+        <w:t xml:space="preserve">the average </w:t>
+      </w:r>
+      <w:proofErr w:type="spellStart"/>
+      <w:r>
+        <w:t>Qmax</w:t>
+      </w:r>
+      <w:proofErr w:type="spellEnd"/>
+      <w:r>
+        <w:t xml:space="preserve"> value for each episode of the training episodes. We also find that Q value is </w:t>
+      </w:r>
+      <w:r>
+        <w:t>increasing,</w:t>
+      </w:r>
+      <w:r>
+        <w:t xml:space="preserve"> and it converges close to episode 200. </w:t>
+      </w:r>
+    </w:p>
+    <w:p>
       <w:pPr>
         <w:keepNext/>
       </w:pPr>
@@ -194,7 +687,6 @@
         <w:rPr>
           <w:noProof/>
         </w:rPr>
-        <w:lastRenderedPageBreak/>
         <w:drawing>
           <wp:inline distT="0" distB="0" distL="0" distR="0" wp14:anchorId="055B2D45" wp14:editId="15E45409">
             <wp:extent cx="5943600" cy="3365500"/>
@@ -240,14 +732,27 @@
       <w:r>
         <w:t xml:space="preserve">Figure </w:t>
       </w:r>
-      <w:fldSimple w:instr=" SEQ Figure \* ARABIC ">
-        <w:r>
-          <w:rPr>
-            <w:noProof/>
-          </w:rPr>
-          <w:t>2</w:t>
-        </w:r>
-      </w:fldSimple>
+      <w:r>
+        <w:fldChar w:fldCharType="begin"/>
+      </w:r>
+      <w:r>
+        <w:instrText xml:space="preserve"> SEQ Figure \* ARABIC </w:instrText>
+      </w:r>
+      <w:r>
+        <w:fldChar w:fldCharType="separate"/>
+      </w:r>
+      <w:r>
+        <w:rPr>
+          <w:noProof/>
+        </w:rPr>
+        <w:t>2</w:t>
+      </w:r>
+      <w:r>
+        <w:rPr>
+          <w:noProof/>
+        </w:rPr>
+        <w:fldChar w:fldCharType="end"/>
+      </w:r>
       <w:r>
         <w:t xml:space="preserve">: Average </w:t>
       </w:r>
@@ -264,6 +769,54 @@
       </w:r>
       <w:r>
         <w:t xml:space="preserve"> for final run</w:t>
+      </w:r>
+    </w:p>
+    <w:p>
+      <w:r>
+        <w:t>Next, we roll out 500 episodes and choose the action using the trained policy network</w:t>
+      </w:r>
+      <w:r>
+        <w:t xml:space="preserve"> that we saved after we finished training. We use the code: </w:t>
+      </w:r>
+      <w:r>
+        <w:t>hw2-p1-</w:t>
+      </w:r>
+      <w:proofErr w:type="gramStart"/>
+      <w:r>
+        <w:t>plottingsample</w:t>
+      </w:r>
+      <w:r>
+        <w:t>.ipynb</w:t>
+      </w:r>
+      <w:proofErr w:type="gramEnd"/>
+      <w:r>
+        <w:t xml:space="preserve">. And we obtain the histograms in Figure 3 that shows </w:t>
+      </w:r>
+      <w:r>
+        <w:t xml:space="preserve">500 episodes (but </w:t>
+      </w:r>
+      <w:proofErr w:type="spellStart"/>
+      <w:r>
+        <w:t>ymax</w:t>
+      </w:r>
+      <w:proofErr w:type="spellEnd"/>
+      <w:r>
+        <w:t xml:space="preserve"> is limited to 1, so t </w:t>
+      </w:r>
+      <w:r>
+        <w:lastRenderedPageBreak/>
+        <w:t xml:space="preserve">shows 500 bars), and in Figure 4, where </w:t>
+      </w:r>
+      <w:proofErr w:type="spellStart"/>
+      <w:r>
+        <w:t>ymax</w:t>
+      </w:r>
+      <w:proofErr w:type="spellEnd"/>
+      <w:r>
+        <w:t xml:space="preserve"> is 500, and we find one bar </w:t>
+      </w:r>
+      <w:r>
+        <w:t xml:space="preserve">only since all the 500 episodes obtained a reward of 500. And the mean is 200 and standard deviation is 0. </w:t>
       </w:r>
     </w:p>
     <w:p>
@@ -319,14 +872,27 @@
       <w:r>
         <w:t xml:space="preserve">Figure </w:t>
       </w:r>
-      <w:fldSimple w:instr=" SEQ Figure \* ARABIC ">
-        <w:r>
-          <w:rPr>
-            <w:noProof/>
-          </w:rPr>
-          <w:t>3</w:t>
-        </w:r>
-      </w:fldSimple>
+      <w:r>
+        <w:fldChar w:fldCharType="begin"/>
+      </w:r>
+      <w:r>
+        <w:instrText xml:space="preserve"> SEQ Figure \* ARABIC </w:instrText>
+      </w:r>
+      <w:r>
+        <w:fldChar w:fldCharType="separate"/>
+      </w:r>
+      <w:r>
+        <w:rPr>
+          <w:noProof/>
+        </w:rPr>
+        <w:t>3</w:t>
+      </w:r>
+      <w:r>
+        <w:rPr>
+          <w:noProof/>
+        </w:rPr>
+        <w:fldChar w:fldCharType="end"/>
+      </w:r>
       <w:r>
         <w:t xml:space="preserve">: </w:t>
       </w:r>
@@ -349,6 +915,7 @@
         <w:rPr>
           <w:noProof/>
         </w:rPr>
+        <w:lastRenderedPageBreak/>
         <w:drawing>
           <wp:inline distT="0" distB="0" distL="0" distR="0" wp14:anchorId="390760B6" wp14:editId="7E6A36E0">
             <wp:extent cx="5943600" cy="4156075"/>
@@ -394,14 +961,27 @@
       <w:r>
         <w:t xml:space="preserve">Figure </w:t>
       </w:r>
-      <w:fldSimple w:instr=" SEQ Figure \* ARABIC ">
-        <w:r>
-          <w:rPr>
-            <w:noProof/>
-          </w:rPr>
-          <w:t>4</w:t>
-        </w:r>
-      </w:fldSimple>
+      <w:r>
+        <w:fldChar w:fldCharType="begin"/>
+      </w:r>
+      <w:r>
+        <w:instrText xml:space="preserve"> SEQ Figure \* ARABIC </w:instrText>
+      </w:r>
+      <w:r>
+        <w:fldChar w:fldCharType="separate"/>
+      </w:r>
+      <w:r>
+        <w:rPr>
+          <w:noProof/>
+        </w:rPr>
+        <w:t>4</w:t>
+      </w:r>
+      <w:r>
+        <w:rPr>
+          <w:noProof/>
+        </w:rPr>
+        <w:fldChar w:fldCharType="end"/>
+      </w:r>
       <w:r>
         <w:t>:</w:t>
       </w:r>
@@ -422,6 +1002,25 @@
       </w:pPr>
       <w:r>
         <w:t>Previous Runs</w:t>
+      </w:r>
+    </w:p>
+    <w:p>
+      <w:r>
+        <w:t>While testing the model and running several runs initially, we obtained different outcomes</w:t>
+      </w:r>
+      <w:r>
+        <w:t xml:space="preserve"> that looked too good at times, and less good at other times. This shows that the performance of the DQN depends on the initial seed as mentioned during the lecture. </w:t>
+      </w:r>
+      <w:r>
+        <w:t xml:space="preserve">(note that I forgot to plot the </w:t>
+      </w:r>
+      <w:proofErr w:type="spellStart"/>
+      <w:r>
+        <w:t>Qmax</w:t>
+      </w:r>
+      <w:proofErr w:type="spellEnd"/>
+      <w:r>
+        <w:t xml:space="preserve"> values for the previous runs). </w:t>
       </w:r>
     </w:p>
     <w:p>
@@ -490,23 +1089,47 @@
       <w:r>
         <w:t xml:space="preserve">Figure </w:t>
       </w:r>
-      <w:fldSimple w:instr=" SEQ Figure \* ARABIC ">
-        <w:r>
-          <w:rPr>
-            <w:noProof/>
-          </w:rPr>
-          <w:t>5</w:t>
-        </w:r>
-      </w:fldSimple>
+      <w:r>
+        <w:fldChar w:fldCharType="begin"/>
+      </w:r>
+      <w:r>
+        <w:instrText xml:space="preserve"> SEQ Figure \* ARABIC </w:instrText>
+      </w:r>
+      <w:r>
+        <w:fldChar w:fldCharType="separate"/>
+      </w:r>
+      <w:r>
+        <w:rPr>
+          <w:noProof/>
+        </w:rPr>
+        <w:t>5</w:t>
+      </w:r>
+      <w:r>
+        <w:rPr>
+          <w:noProof/>
+        </w:rPr>
+        <w:fldChar w:fldCharType="end"/>
+      </w:r>
       <w:r>
         <w:t xml:space="preserve">: </w:t>
       </w:r>
       <w:r>
-        <w:t>Episode Rewards plot for final run</w:t>
-      </w:r>
+        <w:t xml:space="preserve">Episode Rewards plot </w:t>
+      </w:r>
+      <w:r>
+        <w:t xml:space="preserve">for run </w:t>
+      </w:r>
+      <w:proofErr w:type="gramStart"/>
+      <w:r>
+        <w:t>1</w:t>
+      </w:r>
+      <w:proofErr w:type="gramEnd"/>
     </w:p>
     <w:p/>
     <w:p>
+      <w:pPr>
+        <w:keepNext/>
+      </w:pPr>
       <w:r>
         <w:rPr>
           <w:noProof/>
@@ -548,13 +1171,43 @@
         </w:drawing>
       </w:r>
     </w:p>
+    <w:p>
+      <w:pPr>
+        <w:pStyle w:val="Caption"/>
+        <w:jc w:val="center"/>
+      </w:pPr>
+      <w:r>
+        <w:t xml:space="preserve">Figure </w:t>
+      </w:r>
+      <w:fldSimple w:instr=" SEQ Figure \* ARABIC ">
+        <w:r>
+          <w:rPr>
+            <w:noProof/>
+          </w:rPr>
+          <w:t>6</w:t>
+        </w:r>
+      </w:fldSimple>
+      <w:r>
+        <w:t>:</w:t>
+      </w:r>
+      <w:r>
+        <w:t xml:space="preserve">Histogram of Episode Rewards of a sample of 500 episodes using trained model </w:t>
+      </w:r>
+      <w:r>
+        <w:t>-</w:t>
+      </w:r>
+      <w:proofErr w:type="gramStart"/>
+      <w:r>
+        <w:t>run1</w:t>
+      </w:r>
+      <w:proofErr w:type="gramEnd"/>
+    </w:p>
     <w:p/>
     <w:p>
       <w:pPr>
         <w:pStyle w:val="Heading2"/>
       </w:pPr>
       <w:r>
-        <w:lastRenderedPageBreak/>
         <w:t>Run 2</w:t>
       </w:r>
     </w:p>
@@ -612,14 +1265,27 @@
       <w:r>
         <w:t xml:space="preserve">Figure </w:t>
       </w:r>
-      <w:fldSimple w:instr=" SEQ Figure \* ARABIC ">
-        <w:r>
-          <w:rPr>
-            <w:noProof/>
-          </w:rPr>
-          <w:t>6</w:t>
-        </w:r>
-      </w:fldSimple>
+      <w:r>
+        <w:fldChar w:fldCharType="begin"/>
+      </w:r>
+      <w:r>
+        <w:instrText xml:space="preserve"> SEQ Figure \* ARABIC </w:instrText>
+      </w:r>
+      <w:r>
+        <w:fldChar w:fldCharType="separate"/>
+      </w:r>
+      <w:r>
+        <w:rPr>
+          <w:noProof/>
+        </w:rPr>
+        <w:t>7</w:t>
+      </w:r>
+      <w:r>
+        <w:rPr>
+          <w:noProof/>
+        </w:rPr>
+        <w:fldChar w:fldCharType="end"/>
+      </w:r>
       <w:r>
         <w:t xml:space="preserve">: </w:t>
       </w:r>
@@ -631,6 +1297,10 @@
       </w:r>
     </w:p>
     <w:p>
+      <w:pPr>
+        <w:keepNext/>
+        <w:jc w:val="center"/>
+      </w:pPr>
       <w:r>
         <w:rPr>
           <w:noProof/>
@@ -674,6 +1344,37 @@
     </w:p>
     <w:p>
       <w:pPr>
+        <w:pStyle w:val="Caption"/>
+        <w:jc w:val="center"/>
+      </w:pPr>
+      <w:r>
+        <w:t xml:space="preserve">Figure </w:t>
+      </w:r>
+      <w:fldSimple w:instr=" SEQ Figure \* ARABIC ">
+        <w:r>
+          <w:rPr>
+            <w:noProof/>
+          </w:rPr>
+          <w:t>8</w:t>
+        </w:r>
+      </w:fldSimple>
+      <w:r>
+        <w:t xml:space="preserve">: </w:t>
+      </w:r>
+      <w:r>
+        <w:t xml:space="preserve">Histogram of Episode Rewards of a sample of 500 episodes using trained model </w:t>
+      </w:r>
+      <w:r>
+        <w:t xml:space="preserve">of </w:t>
+      </w:r>
+      <w:proofErr w:type="gramStart"/>
+      <w:r>
+        <w:t>run2</w:t>
+      </w:r>
+      <w:proofErr w:type="gramEnd"/>
+    </w:p>
+    <w:p>
+      <w:pPr>
         <w:pStyle w:val="Heading2"/>
       </w:pPr>
       <w:r>
@@ -735,14 +1436,27 @@
       <w:r>
         <w:t xml:space="preserve">Figure </w:t>
       </w:r>
-      <w:fldSimple w:instr=" SEQ Figure \* ARABIC ">
-        <w:r>
-          <w:rPr>
-            <w:noProof/>
-          </w:rPr>
-          <w:t>7</w:t>
-        </w:r>
-      </w:fldSimple>
+      <w:r>
+        <w:fldChar w:fldCharType="begin"/>
+      </w:r>
+      <w:r>
+        <w:instrText xml:space="preserve"> SEQ Figure \* ARABIC </w:instrText>
+      </w:r>
+      <w:r>
+        <w:fldChar w:fldCharType="separate"/>
+      </w:r>
+      <w:r>
+        <w:rPr>
+          <w:noProof/>
+        </w:rPr>
+        <w:t>9</w:t>
+      </w:r>
+      <w:r>
+        <w:rPr>
+          <w:noProof/>
+        </w:rPr>
+        <w:fldChar w:fldCharType="end"/>
+      </w:r>
       <w:r>
         <w:t xml:space="preserve">: </w:t>
       </w:r>
@@ -754,6 +1468,10 @@
       </w:r>
     </w:p>
     <w:p>
+      <w:pPr>
+        <w:keepNext/>
+        <w:jc w:val="center"/>
+      </w:pPr>
       <w:r>
         <w:rPr>
           <w:noProof/>
@@ -797,6 +1515,37 @@
     </w:p>
     <w:p>
       <w:pPr>
+        <w:pStyle w:val="Caption"/>
+        <w:jc w:val="center"/>
+      </w:pPr>
+      <w:r>
+        <w:t xml:space="preserve">Figure </w:t>
+      </w:r>
+      <w:fldSimple w:instr=" SEQ Figure \* ARABIC ">
+        <w:r>
+          <w:rPr>
+            <w:noProof/>
+          </w:rPr>
+          <w:t>10</w:t>
+        </w:r>
+      </w:fldSimple>
+      <w:r>
+        <w:t xml:space="preserve">: </w:t>
+      </w:r>
+      <w:r>
+        <w:t xml:space="preserve">Histogram of Episode Rewards of a sample of 500 episodes using trained model </w:t>
+      </w:r>
+      <w:r>
+        <w:t xml:space="preserve">of </w:t>
+      </w:r>
+      <w:proofErr w:type="gramStart"/>
+      <w:r>
+        <w:t>run3</w:t>
+      </w:r>
+      <w:proofErr w:type="gramEnd"/>
+    </w:p>
+    <w:p>
+      <w:pPr>
         <w:pStyle w:val="Heading1"/>
       </w:pPr>
       <w:r>
@@ -879,6 +1628,119 @@
 <file path=word/numbering.xml><?xml version="1.0" encoding="utf-8"?>
 <w:numbering xmlns:wpc="http://schemas.microsoft.com/office/word/2010/wordprocessingCanvas" xmlns:cx="http://schemas.microsoft.com/office/drawing/2014/chartex" xmlns:cx1="http://schemas.microsoft.com/office/drawing/2015/9/8/chartex" xmlns:cx2="http://schemas.microsoft.com/office/drawing/2015/10/21/chartex" xmlns:cx3="http://schemas.microsoft.com/office/drawing/2016/5/9/chartex" xmlns:cx4="http://schemas.microsoft.com/office/drawing/2016/5/10/chartex" xmlns:cx5="http://schemas.microsoft.com/office/drawing/2016/5/11/chartex" xmlns:cx6="http://schemas.microsoft.com/office/drawing/2016/5/12/chartex" xmlns:cx7="http://schemas.microsoft.com/office/drawing/2016/5/13/chartex" xmlns:cx8="http://schemas.microsoft.com/office/drawing/2016/5/14/chartex" xmlns:mc="http://schemas.openxmlformats.org/markup-compatibility/2006" xmlns:aink="http://schemas.microsoft.com/office/drawing/2016/ink" xmlns:am3d="http://schemas.microsoft.com/office/drawing/2017/model3d" xmlns:o="urn:schemas-microsoft-com:office:office" xmlns:oel="http://schemas.microsoft.com/office/2019/extlst" xmlns:r="http://schemas.openxmlformats.org/officeDocument/2006/relationships" xmlns:m="http://schemas.openxmlformats.org/officeDocument/2006/math" xmlns:v="urn:schemas-microsoft-com:vml" xmlns:wp14="http://schemas.microsoft.com/office/word/2010/wordprocessingDrawing" xmlns:wp="http://schemas.openxmlformats.org/drawingml/2006/wordprocessingDrawing" xmlns:w10="urn:schemas-microsoft-com:office:word" xmlns:w="http://schemas.openxmlformats.org/wordprocessingml/2006/main" xmlns:w14="http://schemas.microsoft.com/office/word/2010/wordml" xmlns:w15="http://schemas.microsoft.com/office/word/2012/wordml" xmlns:w16cex="http://schemas.microsoft.com/office/word/2018/wordml/cex" xmlns:w16cid="http://schemas.microsoft.com/office/word/2016/wordml/cid" xmlns:w16="http://schemas.microsoft.com/office/word/2018/wordml" xmlns:w16sdtdh="http://schemas.microsoft.com/office/word/2020/wordml/sdtdatahash" xmlns:w16se="http://schemas.microsoft.com/office/word/2015/wordml/symex" xmlns:wpg="http://schemas.microsoft.com/office/word/2010/wordprocessingGroup" xmlns:wpi="http://schemas.microsoft.com/office/word/2010/wordprocessingInk" xmlns:wne="http://schemas.microsoft.com/office/word/2006/wordml" xmlns:wps="http://schemas.microsoft.com/office/word/2010/wordprocessingShape" mc:Ignorable="w14 w15 w16se w16cid w16 w16cex w16sdtdh wp14">
   <w:abstractNum w:abstractNumId="0" w15:restartNumberingAfterBreak="0">
+    <w:nsid w:val="0C124D28"/>
+    <w:multiLevelType w:val="hybridMultilevel"/>
+    <w:tmpl w:val="9892C226"/>
+    <w:lvl w:ilvl="0" w:tplc="04090001">
+      <w:start w:val="1"/>
+      <w:numFmt w:val="bullet"/>
+      <w:lvlText w:val=""/>
+      <w:lvlJc w:val="left"/>
+      <w:pPr>
+        <w:ind w:left="720" w:hanging="360"/>
+      </w:pPr>
+      <w:rPr>
+        <w:rFonts w:ascii="Symbol" w:hAnsi="Symbol" w:hint="default"/>
+      </w:rPr>
+    </w:lvl>
+    <w:lvl w:ilvl="1" w:tplc="04090003" w:tentative="1">
+      <w:start w:val="1"/>
+      <w:numFmt w:val="bullet"/>
+      <w:lvlText w:val="o"/>
+      <w:lvlJc w:val="left"/>
+      <w:pPr>
+        <w:ind w:left="1440" w:hanging="360"/>
+      </w:pPr>
+      <w:rPr>
+        <w:rFonts w:ascii="Courier New" w:hAnsi="Courier New" w:cs="Courier New" w:hint="default"/>
+      </w:rPr>
+    </w:lvl>
+    <w:lvl w:ilvl="2" w:tplc="04090005" w:tentative="1">
+      <w:start w:val="1"/>
+      <w:numFmt w:val="bullet"/>
+      <w:lvlText w:val=""/>
+      <w:lvlJc w:val="left"/>
+      <w:pPr>
+        <w:ind w:left="2160" w:hanging="360"/>
+      </w:pPr>
+      <w:rPr>
+        <w:rFonts w:ascii="Wingdings" w:hAnsi="Wingdings" w:hint="default"/>
+      </w:rPr>
+    </w:lvl>
+    <w:lvl w:ilvl="3" w:tplc="04090001" w:tentative="1">
+      <w:start w:val="1"/>
+      <w:numFmt w:val="bullet"/>
+      <w:lvlText w:val=""/>
+      <w:lvlJc w:val="left"/>
+      <w:pPr>
+        <w:ind w:left="2880" w:hanging="360"/>
+      </w:pPr>
+      <w:rPr>
+        <w:rFonts w:ascii="Symbol" w:hAnsi="Symbol" w:hint="default"/>
+      </w:rPr>
+    </w:lvl>
+    <w:lvl w:ilvl="4" w:tplc="04090003" w:tentative="1">
+      <w:start w:val="1"/>
+      <w:numFmt w:val="bullet"/>
+      <w:lvlText w:val="o"/>
+      <w:lvlJc w:val="left"/>
+      <w:pPr>
+        <w:ind w:left="3600" w:hanging="360"/>
+      </w:pPr>
+      <w:rPr>
+        <w:rFonts w:ascii="Courier New" w:hAnsi="Courier New" w:cs="Courier New" w:hint="default"/>
+      </w:rPr>
+    </w:lvl>
+    <w:lvl w:ilvl="5" w:tplc="04090005" w:tentative="1">
+      <w:start w:val="1"/>
+      <w:numFmt w:val="bullet"/>
+      <w:lvlText w:val=""/>
+      <w:lvlJc w:val="left"/>
+      <w:pPr>
+        <w:ind w:left="4320" w:hanging="360"/>
+      </w:pPr>
+      <w:rPr>
+        <w:rFonts w:ascii="Wingdings" w:hAnsi="Wingdings" w:hint="default"/>
+      </w:rPr>
+    </w:lvl>
+    <w:lvl w:ilvl="6" w:tplc="04090001" w:tentative="1">
+      <w:start w:val="1"/>
+      <w:numFmt w:val="bullet"/>
+      <w:lvlText w:val=""/>
+      <w:lvlJc w:val="left"/>
+      <w:pPr>
+        <w:ind w:left="5040" w:hanging="360"/>
+      </w:pPr>
+      <w:rPr>
+        <w:rFonts w:ascii="Symbol" w:hAnsi="Symbol" w:hint="default"/>
+      </w:rPr>
+    </w:lvl>
+    <w:lvl w:ilvl="7" w:tplc="04090003" w:tentative="1">
+      <w:start w:val="1"/>
+      <w:numFmt w:val="bullet"/>
+      <w:lvlText w:val="o"/>
+      <w:lvlJc w:val="left"/>
+      <w:pPr>
+        <w:ind w:left="5760" w:hanging="360"/>
+      </w:pPr>
+      <w:rPr>
+        <w:rFonts w:ascii="Courier New" w:hAnsi="Courier New" w:cs="Courier New" w:hint="default"/>
+      </w:rPr>
+    </w:lvl>
+    <w:lvl w:ilvl="8" w:tplc="04090005" w:tentative="1">
+      <w:start w:val="1"/>
+      <w:numFmt w:val="bullet"/>
+      <w:lvlText w:val=""/>
+      <w:lvlJc w:val="left"/>
+      <w:pPr>
+        <w:ind w:left="6480" w:hanging="360"/>
+      </w:pPr>
+      <w:rPr>
+        <w:rFonts w:ascii="Wingdings" w:hAnsi="Wingdings" w:hint="default"/>
+      </w:rPr>
+    </w:lvl>
+  </w:abstractNum>
+  <w:abstractNum w:abstractNumId="1" w15:restartNumberingAfterBreak="0">
     <w:nsid w:val="47A01073"/>
     <w:multiLevelType w:val="hybridMultilevel"/>
     <w:tmpl w:val="F5184FE6"/>
@@ -991,6 +1853,9 @@
     </w:lvl>
   </w:abstractNum>
   <w:num w:numId="1" w16cid:durableId="1365981470">
+    <w:abstractNumId w:val="1"/>
+  </w:num>
+  <w:num w:numId="2" w16cid:durableId="1591738574">
     <w:abstractNumId w:val="0"/>
   </w:num>
 </w:numbering>
@@ -1592,6 +2457,16 @@
       <w:szCs w:val="18"/>
     </w:rPr>
   </w:style>
+  <w:style w:type="character" w:styleId="PlaceholderText">
+    <w:name w:val="Placeholder Text"/>
+    <w:basedOn w:val="DefaultParagraphFont"/>
+    <w:uiPriority w:val="99"/>
+    <w:semiHidden/>
+    <w:rsid w:val="006C3846"/>
+    <w:rPr>
+      <w:color w:val="666666"/>
+    </w:rPr>
+  </w:style>
 </w:styles>
 </file>
 
@@ -1891,23 +2766,6 @@
 </file>
 
 <file path=customXml/item1.xml><?xml version="1.0" encoding="utf-8"?>
-<?mso-contentType ?>
-<FormTemplates xmlns="http://schemas.microsoft.com/sharepoint/v3/contenttype/forms">
-  <Display>DocumentLibraryForm</Display>
-  <Edit>DocumentLibraryForm</Edit>
-  <New>DocumentLibraryForm</New>
-</FormTemplates>
-</file>
-
-<file path=customXml/item2.xml><?xml version="1.0" encoding="utf-8"?>
-<p:properties xmlns:p="http://schemas.microsoft.com/office/2006/metadata/properties" xmlns:xsi="http://www.w3.org/2001/XMLSchema-instance" xmlns:pc="http://schemas.microsoft.com/office/infopath/2007/PartnerControls">
-  <documentManagement>
-    <_activity xmlns="c88c1fc4-0219-4b54-a741-ea86ec4a312f" xsi:nil="true"/>
-  </documentManagement>
-</p:properties>
-</file>
-
-<file path=customXml/item3.xml><?xml version="1.0" encoding="utf-8"?>
 <ct:contentTypeSchema xmlns:ct="http://schemas.microsoft.com/office/2006/metadata/contentType" xmlns:ma="http://schemas.microsoft.com/office/2006/metadata/properties/metaAttributes" ct:_="" ma:_="" ma:contentTypeName="Document" ma:contentTypeID="0x010100A86FA2A7C289574CA354ABB2E0512224" ma:contentTypeVersion="14" ma:contentTypeDescription="Create a new document." ma:contentTypeScope="" ma:versionID="c27e576636ada253c083c20c51f321e4">
   <xsd:schema xmlns:xsd="http://www.w3.org/2001/XMLSchema" xmlns:xs="http://www.w3.org/2001/XMLSchema" xmlns:p="http://schemas.microsoft.com/office/2006/metadata/properties" xmlns:ns3="c88c1fc4-0219-4b54-a741-ea86ec4a312f" xmlns:ns4="526fa76e-c322-4969-b8e3-5bd01eafafdc" targetNamespace="http://schemas.microsoft.com/office/2006/metadata/properties" ma:root="true" ma:fieldsID="af7dbae7296931aa4a80e8e715e9d141" ns3:_="" ns4:_="">
     <xsd:import namespace="c88c1fc4-0219-4b54-a741-ea86ec4a312f"/>
@@ -2134,36 +2992,28 @@
 </ct:contentTypeSchema>
 </file>
 
+<file path=customXml/item2.xml><?xml version="1.0" encoding="utf-8"?>
+<p:properties xmlns:p="http://schemas.microsoft.com/office/2006/metadata/properties" xmlns:xsi="http://www.w3.org/2001/XMLSchema-instance" xmlns:pc="http://schemas.microsoft.com/office/infopath/2007/PartnerControls">
+  <documentManagement>
+    <_activity xmlns="c88c1fc4-0219-4b54-a741-ea86ec4a312f" xsi:nil="true"/>
+  </documentManagement>
+</p:properties>
+</file>
+
+<file path=customXml/item3.xml><?xml version="1.0" encoding="utf-8"?>
+<?mso-contentType ?>
+<FormTemplates xmlns="http://schemas.microsoft.com/sharepoint/v3/contenttype/forms">
+  <Display>DocumentLibraryForm</Display>
+  <Edit>DocumentLibraryForm</Edit>
+  <New>DocumentLibraryForm</New>
+</FormTemplates>
+</file>
+
 <file path=customXml/item4.xml><?xml version="1.0" encoding="utf-8"?>
 <b:Sources xmlns:b="http://schemas.openxmlformats.org/officeDocument/2006/bibliography" xmlns="http://schemas.openxmlformats.org/officeDocument/2006/bibliography" SelectedStyle="\APASixthEditionOfficeOnline.xsl" StyleName="APA" Version="6"/>
 </file>
 
 <file path=customXml/itemProps1.xml><?xml version="1.0" encoding="utf-8"?>
-<ds:datastoreItem xmlns:ds="http://schemas.openxmlformats.org/officeDocument/2006/customXml" ds:itemID="{453EADA4-6628-485D-89F0-2A181400A7EE}">
-  <ds:schemaRefs>
-    <ds:schemaRef ds:uri="http://schemas.microsoft.com/sharepoint/v3/contenttype/forms"/>
-  </ds:schemaRefs>
-</ds:datastoreItem>
-</file>
-
-<file path=customXml/itemProps2.xml><?xml version="1.0" encoding="utf-8"?>
-<ds:datastoreItem xmlns:ds="http://schemas.openxmlformats.org/officeDocument/2006/customXml" ds:itemID="{E93FA242-E871-48B2-B50C-6A7CF5DD6676}">
-  <ds:schemaRefs>
-    <ds:schemaRef ds:uri="http://purl.org/dc/elements/1.1/"/>
-    <ds:schemaRef ds:uri="http://www.w3.org/XML/1998/namespace"/>
-    <ds:schemaRef ds:uri="http://schemas.microsoft.com/office/2006/metadata/properties"/>
-    <ds:schemaRef ds:uri="http://schemas.microsoft.com/office/2006/documentManagement/types"/>
-    <ds:schemaRef ds:uri="http://purl.org/dc/dcmitype/"/>
-    <ds:schemaRef ds:uri="http://purl.org/dc/terms/"/>
-    <ds:schemaRef ds:uri="c88c1fc4-0219-4b54-a741-ea86ec4a312f"/>
-    <ds:schemaRef ds:uri="http://schemas.microsoft.com/office/infopath/2007/PartnerControls"/>
-    <ds:schemaRef ds:uri="http://schemas.openxmlformats.org/package/2006/metadata/core-properties"/>
-    <ds:schemaRef ds:uri="526fa76e-c322-4969-b8e3-5bd01eafafdc"/>
-  </ds:schemaRefs>
-</ds:datastoreItem>
-</file>
-
-<file path=customXml/itemProps3.xml><?xml version="1.0" encoding="utf-8"?>
 <ds:datastoreItem xmlns:ds="http://schemas.openxmlformats.org/officeDocument/2006/customXml" ds:itemID="{61597978-670B-4049-88FC-A179ACF73C28}">
   <ds:schemaRefs>
     <ds:schemaRef ds:uri="http://schemas.microsoft.com/office/2006/metadata/contentType"/>
@@ -2182,6 +3032,31 @@
 </ds:datastoreItem>
 </file>
 
+<file path=customXml/itemProps2.xml><?xml version="1.0" encoding="utf-8"?>
+<ds:datastoreItem xmlns:ds="http://schemas.openxmlformats.org/officeDocument/2006/customXml" ds:itemID="{E93FA242-E871-48B2-B50C-6A7CF5DD6676}">
+  <ds:schemaRefs>
+    <ds:schemaRef ds:uri="http://purl.org/dc/terms/"/>
+    <ds:schemaRef ds:uri="http://schemas.microsoft.com/office/infopath/2007/PartnerControls"/>
+    <ds:schemaRef ds:uri="http://purl.org/dc/dcmitype/"/>
+    <ds:schemaRef ds:uri="526fa76e-c322-4969-b8e3-5bd01eafafdc"/>
+    <ds:schemaRef ds:uri="http://schemas.microsoft.com/office/2006/documentManagement/types"/>
+    <ds:schemaRef ds:uri="http://purl.org/dc/elements/1.1/"/>
+    <ds:schemaRef ds:uri="http://schemas.openxmlformats.org/package/2006/metadata/core-properties"/>
+    <ds:schemaRef ds:uri="c88c1fc4-0219-4b54-a741-ea86ec4a312f"/>
+    <ds:schemaRef ds:uri="http://schemas.microsoft.com/office/2006/metadata/properties"/>
+    <ds:schemaRef ds:uri="http://www.w3.org/XML/1998/namespace"/>
+  </ds:schemaRefs>
+</ds:datastoreItem>
+</file>
+
+<file path=customXml/itemProps3.xml><?xml version="1.0" encoding="utf-8"?>
+<ds:datastoreItem xmlns:ds="http://schemas.openxmlformats.org/officeDocument/2006/customXml" ds:itemID="{453EADA4-6628-485D-89F0-2A181400A7EE}">
+  <ds:schemaRefs>
+    <ds:schemaRef ds:uri="http://schemas.microsoft.com/sharepoint/v3/contenttype/forms"/>
+  </ds:schemaRefs>
+</ds:datastoreItem>
+</file>
+
 <file path=customXml/itemProps4.xml><?xml version="1.0" encoding="utf-8"?>
 <ds:datastoreItem xmlns:ds="http://schemas.openxmlformats.org/officeDocument/2006/customXml" ds:itemID="{6233D6BF-408C-406F-8F33-C2ABDD157AA4}">
   <ds:schemaRefs>
